--- a/Report/Data_Science_Report.docx
+++ b/Report/Data_Science_Report.docx
@@ -1311,20 +1311,27 @@
         </w:rPr>
         <w:drawing>
           <wp:inline distT="0" distB="0" distL="0" distR="0">
-            <wp:extent cx="5943600" cy="2724150"/>
-            <wp:effectExtent l="0" t="0" r="0" b="0"/>
-            <wp:docPr id="7" name="image4.png"/>
-            <wp:cNvGraphicFramePr/>
+            <wp:extent cx="5943600" cy="2774950"/>
+            <wp:effectExtent l="0" t="0" r="0" b="6350"/>
+            <wp:docPr id="973280602" name="Picture 1"/>
+            <wp:cNvGraphicFramePr>
+              <a:graphicFrameLocks xmlns:a="http://schemas.openxmlformats.org/drawingml/2006/main" noChangeAspect="1"/>
+            </wp:cNvGraphicFramePr>
             <a:graphic xmlns:a="http://schemas.openxmlformats.org/drawingml/2006/main">
               <a:graphicData uri="http://schemas.openxmlformats.org/drawingml/2006/picture">
                 <pic:pic xmlns:pic="http://schemas.openxmlformats.org/drawingml/2006/picture">
                   <pic:nvPicPr>
-                    <pic:cNvPr id="0" name="image4.png"/>
-                    <pic:cNvPicPr preferRelativeResize="0"/>
+                    <pic:cNvPr id="973280602" name="Picture 973280602"/>
+                    <pic:cNvPicPr/>
                   </pic:nvPicPr>
                   <pic:blipFill>
-                    <a:blip r:embed="rId15"/>
-                    <a:srcRect/>
+                    <a:blip r:embed="rId15" cstate="print">
+                      <a:extLst>
+                        <a:ext uri="{28A0092B-C50C-407E-A947-70E740481C1C}">
+                          <a14:useLocalDpi xmlns:a14="http://schemas.microsoft.com/office/drawing/2010/main" val="0"/>
+                        </a:ext>
+                      </a:extLst>
+                    </a:blip>
                     <a:stretch>
                       <a:fillRect/>
                     </a:stretch>
@@ -1332,12 +1339,11 @@
                   <pic:spPr>
                     <a:xfrm>
                       <a:off x="0" y="0"/>
-                      <a:ext cx="5943600" cy="2724150"/>
+                      <a:ext cx="5943600" cy="2774950"/>
                     </a:xfrm>
                     <a:prstGeom prst="rect">
                       <a:avLst/>
                     </a:prstGeom>
-                    <a:ln/>
                   </pic:spPr>
                 </pic:pic>
               </a:graphicData>

--- a/Report/Data_Science_Report.docx
+++ b/Report/Data_Science_Report.docx
@@ -1724,9 +1724,9 @@
         </w:rPr>
         <w:drawing>
           <wp:inline distT="0" distB="0" distL="0" distR="0">
-            <wp:extent cx="5943600" cy="1981200"/>
+            <wp:extent cx="5943600" cy="2354580"/>
             <wp:effectExtent l="0" t="0" r="0" b="0"/>
-            <wp:docPr id="1979023997" name="Picture 1"/>
+            <wp:docPr id="1397713112" name="Picture 2"/>
             <wp:cNvGraphicFramePr>
               <a:graphicFrameLocks xmlns:a="http://schemas.openxmlformats.org/drawingml/2006/main" noChangeAspect="1"/>
             </wp:cNvGraphicFramePr>
@@ -1734,7 +1734,7 @@
               <a:graphicData uri="http://schemas.openxmlformats.org/drawingml/2006/picture">
                 <pic:pic xmlns:pic="http://schemas.openxmlformats.org/drawingml/2006/picture">
                   <pic:nvPicPr>
-                    <pic:cNvPr id="1979023997" name="Picture 1979023997"/>
+                    <pic:cNvPr id="1397713112" name="Picture 1397713112"/>
                     <pic:cNvPicPr/>
                   </pic:nvPicPr>
                   <pic:blipFill>
@@ -1752,7 +1752,7 @@
                   <pic:spPr>
                     <a:xfrm>
                       <a:off x="0" y="0"/>
-                      <a:ext cx="5943600" cy="1981200"/>
+                      <a:ext cx="5943600" cy="2354580"/>
                     </a:xfrm>
                     <a:prstGeom prst="rect">
                       <a:avLst/>
@@ -1865,11 +1865,11 @@
         <w:t>in the long term to achieve high performance.</w:t>
       </w:r>
       <w:r>
-        <w:t xml:space="preserve"> However, in most cases, some data points indicate a high value in the transfer fee but not in the number of wins. The clearest example is the point on the furthest right, which indicates Chelsea Football Club has spent almost two times more than Manchester City and still has ten wins lower. Overall, high transfer fees cannot </w:t>
+        <w:t xml:space="preserve"> However, in most cases, some data points indicate a high value in the transfer fee but not in the number of wins. The clearest example is the point on the furthest right, which indicates Chelsea Football Club has spent almost two times more </w:t>
       </w:r>
       <w:r>
         <w:lastRenderedPageBreak/>
-        <w:t>influence performance in the short term. Therefore, they can only influence performance in the short term.</w:t>
+        <w:t>than Manchester City and still has ten wins lower. Overall, high transfer fees cannot influence performance in the short term. Therefore, they can only influence performance in the short term.</w:t>
       </w:r>
     </w:p>
     <w:p>

--- a/Report/Data_Science_Report.docx
+++ b/Report/Data_Science_Report.docx
@@ -95,19 +95,7 @@
         <w:rPr>
           <w:highlight w:val="white"/>
         </w:rPr>
-        <w:t>26</w:t>
-      </w:r>
-      <w:r>
-        <w:rPr>
-          <w:highlight w:val="white"/>
-        </w:rPr>
-        <w:t>4</w:t>
-      </w:r>
-      <w:r>
-        <w:rPr>
-          <w:highlight w:val="white"/>
-        </w:rPr>
-        <w:t>6</w:t>
+        <w:t>2682</w:t>
       </w:r>
     </w:p>
     <w:p>
@@ -203,9 +191,7 @@
     </w:p>
     <w:p>
       <w:pPr>
-        <w:rPr>
-          <w:color w:val="0E101A"/>
-        </w:rPr>
+        <w:spacing w:line="276" w:lineRule="auto"/>
       </w:pPr>
       <w:r>
         <w:rPr>
@@ -224,6 +210,60 @@
       </w:r>
       <w:r>
         <w:t>.</w:t>
+      </w:r>
+      <w:r>
+        <w:t xml:space="preserve"> Here are the research questions:</w:t>
+      </w:r>
+    </w:p>
+    <w:p>
+      <w:pPr>
+        <w:pStyle w:val="ListParagraph"/>
+        <w:numPr>
+          <w:ilvl w:val="0"/>
+          <w:numId w:val="10"/>
+        </w:numPr>
+        <w:spacing w:line="276" w:lineRule="auto"/>
+      </w:pPr>
+      <w:r>
+        <w:t xml:space="preserve">RQ1: </w:t>
+      </w:r>
+      <w:r>
+        <w:t>What is the trend between the transfer fees and the number of wins from 2012 to 2022?</w:t>
+      </w:r>
+    </w:p>
+    <w:p>
+      <w:pPr>
+        <w:pStyle w:val="ListParagraph"/>
+        <w:numPr>
+          <w:ilvl w:val="0"/>
+          <w:numId w:val="10"/>
+        </w:numPr>
+        <w:spacing w:line="276" w:lineRule="auto"/>
+      </w:pPr>
+      <w:r>
+        <w:t xml:space="preserve">RQ2: </w:t>
+      </w:r>
+      <w:r>
+        <w:t>What is the correlation between the transfer fees and the number of wins in 2023?</w:t>
+      </w:r>
+    </w:p>
+    <w:p>
+      <w:pPr>
+        <w:pStyle w:val="ListParagraph"/>
+        <w:numPr>
+          <w:ilvl w:val="0"/>
+          <w:numId w:val="10"/>
+        </w:numPr>
+        <w:spacing w:line="276" w:lineRule="auto"/>
+        <w:rPr>
+          <w:color w:val="0E101A"/>
+        </w:rPr>
+      </w:pPr>
+      <w:r>
+        <w:t xml:space="preserve">RQ3: </w:t>
+      </w:r>
+      <w:r>
+        <w:t>What is the prediction for the number of wins in the 2024 first leg?</w:t>
       </w:r>
     </w:p>
     <w:p>
@@ -283,51 +323,47 @@
     </w:p>
     <w:p>
       <w:pPr>
+        <w:pStyle w:val="ListParagraph"/>
         <w:numPr>
           <w:ilvl w:val="0"/>
-          <w:numId w:val="5"/>
+          <w:numId w:val="6"/>
         </w:numPr>
-        <w:pBdr>
-          <w:top w:val="nil"/>
-          <w:left w:val="nil"/>
-          <w:bottom w:val="nil"/>
-          <w:right w:val="nil"/>
-          <w:between w:val="nil"/>
-        </w:pBdr>
-        <w:spacing w:line="276" w:lineRule="auto"/>
-        <w:rPr>
-          <w:color w:val="000000"/>
-        </w:rPr>
-      </w:pPr>
-      <w:hyperlink r:id="rId5">
-        <w:r>
-          <w:rPr>
-            <w:color w:val="0563C1"/>
-            <w:u w:val="single"/>
-          </w:rPr>
-          <w:t>Club games</w:t>
-        </w:r>
-      </w:hyperlink>
-    </w:p>
-    <w:p>
-      <w:pPr>
+        <w:spacing w:line="276" w:lineRule="auto"/>
+      </w:pPr>
+      <w:r>
+        <w:fldChar w:fldCharType="begin"/>
+      </w:r>
+      <w:r>
+        <w:instrText>HYPERLINK "https://www.kaggle.com/datasets/davidcariboo/player-scores/data?select=club_games.csv" \h</w:instrText>
+      </w:r>
+      <w:r>
+        <w:fldChar w:fldCharType="separate"/>
+      </w:r>
+      <w:r>
+        <w:rPr>
+          <w:color w:val="0563C1"/>
+          <w:u w:val="single"/>
+        </w:rPr>
+        <w:t>Club games</w:t>
+      </w:r>
+      <w:r>
+        <w:rPr>
+          <w:color w:val="0563C1"/>
+          <w:u w:val="single"/>
+        </w:rPr>
+        <w:fldChar w:fldCharType="end"/>
+      </w:r>
+    </w:p>
+    <w:p>
+      <w:pPr>
+        <w:pStyle w:val="ListParagraph"/>
         <w:numPr>
           <w:ilvl w:val="0"/>
-          <w:numId w:val="5"/>
+          <w:numId w:val="6"/>
         </w:numPr>
-        <w:pBdr>
-          <w:top w:val="nil"/>
-          <w:left w:val="nil"/>
-          <w:bottom w:val="nil"/>
-          <w:right w:val="nil"/>
-          <w:between w:val="nil"/>
-        </w:pBdr>
-        <w:spacing w:line="276" w:lineRule="auto"/>
-        <w:rPr>
-          <w:color w:val="000000"/>
-        </w:rPr>
-      </w:pPr>
-      <w:hyperlink r:id="rId6">
+        <w:spacing w:line="276" w:lineRule="auto"/>
+      </w:pPr>
+      <w:hyperlink r:id="rId5">
         <w:r>
           <w:rPr>
             <w:color w:val="0563C1"/>
@@ -339,23 +375,14 @@
     </w:p>
     <w:p>
       <w:pPr>
+        <w:pStyle w:val="ListParagraph"/>
         <w:numPr>
           <w:ilvl w:val="0"/>
-          <w:numId w:val="5"/>
+          <w:numId w:val="6"/>
         </w:numPr>
-        <w:pBdr>
-          <w:top w:val="nil"/>
-          <w:left w:val="nil"/>
-          <w:bottom w:val="nil"/>
-          <w:right w:val="nil"/>
-          <w:between w:val="nil"/>
-        </w:pBdr>
-        <w:spacing w:line="276" w:lineRule="auto"/>
-        <w:rPr>
-          <w:color w:val="000000"/>
-        </w:rPr>
-      </w:pPr>
-      <w:hyperlink r:id="rId7">
+        <w:spacing w:line="276" w:lineRule="auto"/>
+      </w:pPr>
+      <w:hyperlink r:id="rId6">
         <w:r>
           <w:rPr>
             <w:color w:val="0563C1"/>
@@ -367,23 +394,14 @@
     </w:p>
     <w:p>
       <w:pPr>
+        <w:pStyle w:val="ListParagraph"/>
         <w:numPr>
           <w:ilvl w:val="0"/>
-          <w:numId w:val="5"/>
+          <w:numId w:val="6"/>
         </w:numPr>
-        <w:pBdr>
-          <w:top w:val="nil"/>
-          <w:left w:val="nil"/>
-          <w:bottom w:val="nil"/>
-          <w:right w:val="nil"/>
-          <w:between w:val="nil"/>
-        </w:pBdr>
-        <w:spacing w:line="276" w:lineRule="auto"/>
-        <w:rPr>
-          <w:color w:val="000000"/>
-        </w:rPr>
-      </w:pPr>
-      <w:hyperlink r:id="rId8">
+        <w:spacing w:line="276" w:lineRule="auto"/>
+      </w:pPr>
+      <w:hyperlink r:id="rId7">
         <w:r>
           <w:rPr>
             <w:color w:val="0563C1"/>
@@ -395,23 +413,14 @@
     </w:p>
     <w:p>
       <w:pPr>
+        <w:pStyle w:val="ListParagraph"/>
         <w:numPr>
           <w:ilvl w:val="0"/>
-          <w:numId w:val="5"/>
+          <w:numId w:val="6"/>
         </w:numPr>
-        <w:pBdr>
-          <w:top w:val="nil"/>
-          <w:left w:val="nil"/>
-          <w:bottom w:val="nil"/>
-          <w:right w:val="nil"/>
-          <w:between w:val="nil"/>
-        </w:pBdr>
-        <w:spacing w:line="276" w:lineRule="auto"/>
-        <w:rPr>
-          <w:color w:val="000000"/>
-        </w:rPr>
-      </w:pPr>
-      <w:hyperlink r:id="rId9">
+        <w:spacing w:line="276" w:lineRule="auto"/>
+      </w:pPr>
+      <w:hyperlink r:id="rId8">
         <w:r>
           <w:rPr>
             <w:color w:val="0563C1"/>
@@ -436,6 +445,7 @@
         <w:rPr>
           <w:b/>
         </w:rPr>
+        <w:lastRenderedPageBreak/>
         <w:t>Pre-process and Clean the Data</w:t>
       </w:r>
     </w:p>
@@ -457,21 +467,12 @@
     </w:p>
     <w:p>
       <w:pPr>
+        <w:pStyle w:val="ListParagraph"/>
         <w:numPr>
           <w:ilvl w:val="0"/>
-          <w:numId w:val="2"/>
+          <w:numId w:val="9"/>
         </w:numPr>
-        <w:pBdr>
-          <w:top w:val="nil"/>
-          <w:left w:val="nil"/>
-          <w:bottom w:val="nil"/>
-          <w:right w:val="nil"/>
-          <w:between w:val="nil"/>
-        </w:pBdr>
-        <w:spacing w:line="276" w:lineRule="auto"/>
-        <w:rPr>
-          <w:color w:val="000000"/>
-        </w:rPr>
+        <w:spacing w:line="276" w:lineRule="auto"/>
       </w:pPr>
       <w:r>
         <w:rPr>
@@ -482,47 +483,28 @@
     </w:p>
     <w:p>
       <w:pPr>
+        <w:pStyle w:val="ListParagraph"/>
         <w:numPr>
           <w:ilvl w:val="0"/>
-          <w:numId w:val="1"/>
+          <w:numId w:val="9"/>
         </w:numPr>
-        <w:pBdr>
-          <w:top w:val="nil"/>
-          <w:left w:val="nil"/>
-          <w:bottom w:val="nil"/>
-          <w:right w:val="nil"/>
-          <w:between w:val="nil"/>
-        </w:pBdr>
-        <w:spacing w:line="276" w:lineRule="auto"/>
-        <w:rPr>
-          <w:color w:val="000000"/>
-        </w:rPr>
-      </w:pPr>
-      <w:r>
-        <w:rPr>
-          <w:color w:val="000000"/>
-        </w:rPr>
-        <w:lastRenderedPageBreak/>
+        <w:spacing w:line="276" w:lineRule="auto"/>
+      </w:pPr>
+      <w:r>
+        <w:rPr>
+          <w:color w:val="000000"/>
+        </w:rPr>
         <w:t>Data cleaning</w:t>
       </w:r>
     </w:p>
     <w:p>
       <w:pPr>
+        <w:pStyle w:val="ListParagraph"/>
         <w:numPr>
           <w:ilvl w:val="0"/>
-          <w:numId w:val="1"/>
+          <w:numId w:val="9"/>
         </w:numPr>
-        <w:pBdr>
-          <w:top w:val="nil"/>
-          <w:left w:val="nil"/>
-          <w:bottom w:val="nil"/>
-          <w:right w:val="nil"/>
-          <w:between w:val="nil"/>
-        </w:pBdr>
-        <w:spacing w:line="276" w:lineRule="auto"/>
-        <w:rPr>
-          <w:color w:val="000000"/>
-        </w:rPr>
+        <w:spacing w:line="276" w:lineRule="auto"/>
       </w:pPr>
       <w:r>
         <w:rPr>
@@ -533,21 +515,12 @@
     </w:p>
     <w:p>
       <w:pPr>
+        <w:pStyle w:val="ListParagraph"/>
         <w:numPr>
           <w:ilvl w:val="0"/>
-          <w:numId w:val="1"/>
+          <w:numId w:val="9"/>
         </w:numPr>
-        <w:pBdr>
-          <w:top w:val="nil"/>
-          <w:left w:val="nil"/>
-          <w:bottom w:val="nil"/>
-          <w:right w:val="nil"/>
-          <w:between w:val="nil"/>
-        </w:pBdr>
-        <w:spacing w:line="276" w:lineRule="auto"/>
-        <w:rPr>
-          <w:color w:val="000000"/>
-        </w:rPr>
+        <w:spacing w:line="276" w:lineRule="auto"/>
       </w:pPr>
       <w:r>
         <w:rPr>
@@ -632,7 +605,7 @@
                     <pic:cNvPicPr preferRelativeResize="0"/>
                   </pic:nvPicPr>
                   <pic:blipFill>
-                    <a:blip r:embed="rId10"/>
+                    <a:blip r:embed="rId9"/>
                     <a:srcRect/>
                     <a:stretch>
                       <a:fillRect/>
@@ -714,7 +687,7 @@
                     <pic:cNvPicPr preferRelativeResize="0"/>
                   </pic:nvPicPr>
                   <pic:blipFill>
-                    <a:blip r:embed="rId11"/>
+                    <a:blip r:embed="rId10"/>
                     <a:srcRect/>
                     <a:stretch>
                       <a:fillRect/>
@@ -800,7 +773,7 @@
                     <pic:cNvPicPr preferRelativeResize="0"/>
                   </pic:nvPicPr>
                   <pic:blipFill>
-                    <a:blip r:embed="rId12"/>
+                    <a:blip r:embed="rId11"/>
                     <a:srcRect/>
                     <a:stretch>
                       <a:fillRect/>
@@ -1095,7 +1068,7 @@
                     <pic:cNvPicPr preferRelativeResize="0"/>
                   </pic:nvPicPr>
                   <pic:blipFill>
-                    <a:blip r:embed="rId13"/>
+                    <a:blip r:embed="rId12"/>
                     <a:srcRect/>
                     <a:stretch>
                       <a:fillRect/>
@@ -1224,7 +1197,7 @@
                     <pic:cNvPicPr preferRelativeResize="0"/>
                   </pic:nvPicPr>
                   <pic:blipFill>
-                    <a:blip r:embed="rId14"/>
+                    <a:blip r:embed="rId13"/>
                     <a:srcRect/>
                     <a:stretch>
                       <a:fillRect/>
@@ -1325,7 +1298,7 @@
                     <pic:cNvPicPr/>
                   </pic:nvPicPr>
                   <pic:blipFill>
-                    <a:blip r:embed="rId15" cstate="print">
+                    <a:blip r:embed="rId14" cstate="print">
                       <a:extLst>
                         <a:ext uri="{28A0092B-C50C-407E-A947-70E740481C1C}">
                           <a14:useLocalDpi xmlns:a14="http://schemas.microsoft.com/office/drawing/2010/main" val="0"/>
@@ -1487,7 +1460,7 @@
                     <pic:cNvPicPr preferRelativeResize="0"/>
                   </pic:nvPicPr>
                   <pic:blipFill>
-                    <a:blip r:embed="rId16"/>
+                    <a:blip r:embed="rId15"/>
                     <a:srcRect/>
                     <a:stretch>
                       <a:fillRect/>
@@ -1637,7 +1610,7 @@
                     <pic:cNvPicPr preferRelativeResize="0"/>
                   </pic:nvPicPr>
                   <pic:blipFill>
-                    <a:blip r:embed="rId17"/>
+                    <a:blip r:embed="rId16"/>
                     <a:srcRect/>
                     <a:stretch>
                       <a:fillRect/>
@@ -1738,7 +1711,7 @@
                     <pic:cNvPicPr/>
                   </pic:nvPicPr>
                   <pic:blipFill>
-                    <a:blip r:embed="rId18" cstate="print">
+                    <a:blip r:embed="rId17" cstate="print">
                       <a:extLst>
                         <a:ext uri="{28A0092B-C50C-407E-A947-70E740481C1C}">
                           <a14:useLocalDpi xmlns:a14="http://schemas.microsoft.com/office/drawing/2010/main" val="0"/>
@@ -1939,7 +1912,7 @@
                     <pic:cNvPicPr preferRelativeResize="0"/>
                   </pic:nvPicPr>
                   <pic:blipFill>
-                    <a:blip r:embed="rId19"/>
+                    <a:blip r:embed="rId18"/>
                     <a:srcRect/>
                     <a:stretch>
                       <a:fillRect/>
@@ -2127,7 +2100,7 @@
                     <pic:cNvPicPr preferRelativeResize="0"/>
                   </pic:nvPicPr>
                   <pic:blipFill>
-                    <a:blip r:embed="rId20"/>
+                    <a:blip r:embed="rId19"/>
                     <a:srcRect/>
                     <a:stretch>
                       <a:fillRect/>
@@ -2235,7 +2208,7 @@
                     <pic:cNvPicPr preferRelativeResize="0"/>
                   </pic:nvPicPr>
                   <pic:blipFill>
-                    <a:blip r:embed="rId21"/>
+                    <a:blip r:embed="rId20"/>
                     <a:srcRect/>
                     <a:stretch>
                       <a:fillRect/>
@@ -2496,7 +2469,10 @@
         <w:t xml:space="preserve">The source code in SQL, used to integrate and transform data, and R, used to visualise the insights for this project, can be found in the SQL and R folders. The cleansed data used to analyse can be found in the Data folder, while the report of </w:t>
       </w:r>
       <w:r>
-        <w:t>2646</w:t>
+        <w:rPr>
+          <w:highlight w:val="white"/>
+        </w:rPr>
+        <w:t>2682</w:t>
       </w:r>
       <w:r>
         <w:t xml:space="preserve"> words can be found in the Report folder</w:t>
@@ -2510,7 +2486,7 @@
       <w:r>
         <w:t xml:space="preserve"> Here is the GitHub link: </w:t>
       </w:r>
-      <w:hyperlink r:id="rId22" w:history="1">
+      <w:hyperlink r:id="rId21" w:history="1">
         <w:r>
           <w:rPr>
             <w:rStyle w:val="Hyperlink"/>
@@ -2543,40 +2519,28 @@
     </w:p>
     <w:p>
       <w:pPr>
+        <w:pStyle w:val="ListParagraph"/>
         <w:numPr>
           <w:ilvl w:val="0"/>
-          <w:numId w:val="4"/>
+          <w:numId w:val="8"/>
         </w:numPr>
-        <w:pBdr>
-          <w:top w:val="nil"/>
-          <w:left w:val="nil"/>
-          <w:bottom w:val="nil"/>
-          <w:right w:val="nil"/>
-          <w:between w:val="nil"/>
-        </w:pBdr>
         <w:spacing w:line="276" w:lineRule="auto"/>
       </w:pPr>
       <w:r>
         <w:t>Tomkins, P., Riley, G., &amp; Fulcher, G. (2010). Pay as you play: The true price of success in the Premier League era. GPRF Publishing</w:t>
       </w:r>
-    </w:p>
-    <w:p>
-      <w:pPr>
+      <w:r>
+        <w:t>.</w:t>
+      </w:r>
+    </w:p>
+    <w:p>
+      <w:pPr>
+        <w:pStyle w:val="ListParagraph"/>
         <w:numPr>
           <w:ilvl w:val="0"/>
-          <w:numId w:val="4"/>
+          <w:numId w:val="8"/>
         </w:numPr>
-        <w:pBdr>
-          <w:top w:val="nil"/>
-          <w:left w:val="nil"/>
-          <w:bottom w:val="nil"/>
-          <w:right w:val="nil"/>
-          <w:between w:val="nil"/>
-        </w:pBdr>
-        <w:spacing w:line="276" w:lineRule="auto"/>
-        <w:rPr>
-          <w:color w:val="000000"/>
-        </w:rPr>
+        <w:spacing w:line="276" w:lineRule="auto"/>
       </w:pPr>
       <w:proofErr w:type="spellStart"/>
       <w:r>
@@ -2597,21 +2561,12 @@
     </w:p>
     <w:p>
       <w:pPr>
+        <w:pStyle w:val="ListParagraph"/>
         <w:numPr>
           <w:ilvl w:val="0"/>
-          <w:numId w:val="4"/>
+          <w:numId w:val="8"/>
         </w:numPr>
-        <w:pBdr>
-          <w:top w:val="nil"/>
-          <w:left w:val="nil"/>
-          <w:bottom w:val="nil"/>
-          <w:right w:val="nil"/>
-          <w:between w:val="nil"/>
-        </w:pBdr>
-        <w:spacing w:line="276" w:lineRule="auto"/>
-        <w:rPr>
-          <w:color w:val="000000"/>
-        </w:rPr>
+        <w:spacing w:line="276" w:lineRule="auto"/>
       </w:pPr>
       <w:r>
         <w:rPr>
@@ -2619,7 +2574,7 @@
         </w:rPr>
         <w:t xml:space="preserve">Brandon, B. (2024). Does money really buy success? Empirical analysis of money spent effect on English Premier League team’s performances/success: A panel data analysis. Applied Economics. Bryant University. Retrieved from </w:t>
       </w:r>
-      <w:hyperlink r:id="rId23">
+      <w:hyperlink r:id="rId22">
         <w:r>
           <w:rPr>
             <w:color w:val="0563C1"/>
@@ -2631,21 +2586,12 @@
     </w:p>
     <w:p>
       <w:pPr>
+        <w:pStyle w:val="ListParagraph"/>
         <w:numPr>
           <w:ilvl w:val="0"/>
-          <w:numId w:val="4"/>
+          <w:numId w:val="8"/>
         </w:numPr>
-        <w:pBdr>
-          <w:top w:val="nil"/>
-          <w:left w:val="nil"/>
-          <w:bottom w:val="nil"/>
-          <w:right w:val="nil"/>
-          <w:between w:val="nil"/>
-        </w:pBdr>
-        <w:spacing w:line="276" w:lineRule="auto"/>
-        <w:rPr>
-          <w:color w:val="000000"/>
-        </w:rPr>
+        <w:spacing w:line="276" w:lineRule="auto"/>
       </w:pPr>
       <w:proofErr w:type="spellStart"/>
       <w:r>
@@ -2661,7 +2607,7 @@
         </w:rPr>
         <w:t xml:space="preserve">, B. (2022). The impact of transfer spending in expediting improvement of on-field performance of English Premier League clubs. Senior Theses. University of South Carolina – Columbia. Retrieved from </w:t>
       </w:r>
-      <w:hyperlink r:id="rId24">
+      <w:hyperlink r:id="rId23">
         <w:r>
           <w:rPr>
             <w:color w:val="0563C1"/>
@@ -2673,21 +2619,12 @@
     </w:p>
     <w:p>
       <w:pPr>
+        <w:pStyle w:val="ListParagraph"/>
         <w:numPr>
           <w:ilvl w:val="0"/>
-          <w:numId w:val="4"/>
+          <w:numId w:val="8"/>
         </w:numPr>
-        <w:pBdr>
-          <w:top w:val="nil"/>
-          <w:left w:val="nil"/>
-          <w:bottom w:val="nil"/>
-          <w:right w:val="nil"/>
-          <w:between w:val="nil"/>
-        </w:pBdr>
-        <w:spacing w:line="276" w:lineRule="auto"/>
-        <w:rPr>
-          <w:color w:val="000000"/>
-        </w:rPr>
+        <w:spacing w:line="276" w:lineRule="auto"/>
       </w:pPr>
       <w:r>
         <w:rPr>
@@ -2722,7 +2659,7 @@
         </w:rPr>
         <w:t xml:space="preserve">(pp. 143–162). Springer. </w:t>
       </w:r>
-      <w:hyperlink r:id="rId25">
+      <w:hyperlink r:id="rId24">
         <w:r>
           <w:rPr>
             <w:color w:val="0563C1"/>
@@ -2734,21 +2671,12 @@
     </w:p>
     <w:p>
       <w:pPr>
+        <w:pStyle w:val="ListParagraph"/>
         <w:numPr>
           <w:ilvl w:val="0"/>
-          <w:numId w:val="4"/>
+          <w:numId w:val="8"/>
         </w:numPr>
-        <w:pBdr>
-          <w:top w:val="nil"/>
-          <w:left w:val="nil"/>
-          <w:bottom w:val="nil"/>
-          <w:right w:val="nil"/>
-          <w:between w:val="nil"/>
-        </w:pBdr>
-        <w:spacing w:line="276" w:lineRule="auto"/>
-        <w:rPr>
-          <w:color w:val="000000"/>
-        </w:rPr>
+        <w:spacing w:line="276" w:lineRule="auto"/>
       </w:pPr>
       <w:r>
         <w:rPr>
@@ -2777,7 +2705,7 @@
         </w:rPr>
         <w:t xml:space="preserve">64(5), 402–406. </w:t>
       </w:r>
-      <w:hyperlink r:id="rId26">
+      <w:hyperlink r:id="rId25">
         <w:r>
           <w:rPr>
             <w:color w:val="0563C1"/>
@@ -2789,21 +2717,12 @@
     </w:p>
     <w:p>
       <w:pPr>
+        <w:pStyle w:val="ListParagraph"/>
         <w:numPr>
           <w:ilvl w:val="0"/>
-          <w:numId w:val="4"/>
+          <w:numId w:val="8"/>
         </w:numPr>
-        <w:pBdr>
-          <w:top w:val="nil"/>
-          <w:left w:val="nil"/>
-          <w:bottom w:val="nil"/>
-          <w:right w:val="nil"/>
-          <w:between w:val="nil"/>
-        </w:pBdr>
-        <w:spacing w:line="276" w:lineRule="auto"/>
-        <w:rPr>
-          <w:color w:val="000000"/>
-        </w:rPr>
+        <w:spacing w:line="276" w:lineRule="auto"/>
       </w:pPr>
       <w:r>
         <w:rPr>
@@ -2811,7 +2730,7 @@
         </w:rPr>
         <w:t xml:space="preserve">Schafer, J. L. (1999). Multiple imputation: A primer. Statistical Methods in Medical Research, 8(1), 3–15. </w:t>
       </w:r>
-      <w:hyperlink r:id="rId27">
+      <w:hyperlink r:id="rId26">
         <w:r>
           <w:rPr>
             <w:color w:val="0563C1"/>
@@ -2823,21 +2742,12 @@
     </w:p>
     <w:p>
       <w:pPr>
+        <w:pStyle w:val="ListParagraph"/>
         <w:numPr>
           <w:ilvl w:val="0"/>
-          <w:numId w:val="4"/>
+          <w:numId w:val="8"/>
         </w:numPr>
-        <w:pBdr>
-          <w:top w:val="nil"/>
-          <w:left w:val="nil"/>
-          <w:bottom w:val="nil"/>
-          <w:right w:val="nil"/>
-          <w:between w:val="nil"/>
-        </w:pBdr>
-        <w:spacing w:line="276" w:lineRule="auto"/>
-        <w:rPr>
-          <w:color w:val="000000"/>
-        </w:rPr>
+        <w:spacing w:line="276" w:lineRule="auto"/>
       </w:pPr>
       <w:r>
         <w:rPr>
@@ -2867,7 +2777,7 @@
         </w:rPr>
         <w:t xml:space="preserve">American Journal of Evaluation, 27(2), 237–246. </w:t>
       </w:r>
-      <w:hyperlink r:id="rId28">
+      <w:hyperlink r:id="rId27">
         <w:r>
           <w:rPr>
             <w:color w:val="0563C1"/>
@@ -2879,21 +2789,12 @@
     </w:p>
     <w:p>
       <w:pPr>
+        <w:pStyle w:val="ListParagraph"/>
         <w:numPr>
           <w:ilvl w:val="0"/>
-          <w:numId w:val="4"/>
+          <w:numId w:val="8"/>
         </w:numPr>
-        <w:pBdr>
-          <w:top w:val="nil"/>
-          <w:left w:val="nil"/>
-          <w:bottom w:val="nil"/>
-          <w:right w:val="nil"/>
-          <w:between w:val="nil"/>
-        </w:pBdr>
-        <w:spacing w:line="276" w:lineRule="auto"/>
-        <w:rPr>
-          <w:color w:val="000000"/>
-        </w:rPr>
+        <w:spacing w:line="276" w:lineRule="auto"/>
       </w:pPr>
       <w:r>
         <w:rPr>
@@ -2901,7 +2802,7 @@
         </w:rPr>
         <w:t>Cohen, J. (1992). A power primer. Psychological Bulletin, 112(1), 155–159. </w:t>
       </w:r>
-      <w:hyperlink r:id="rId29">
+      <w:hyperlink r:id="rId28">
         <w:r>
           <w:rPr>
             <w:color w:val="0000FF"/>
@@ -3037,6 +2938,119 @@
     </w:lvl>
   </w:abstractNum>
   <w:abstractNum w:abstractNumId="1" w15:restartNumberingAfterBreak="0">
+    <w:nsid w:val="190769F6"/>
+    <w:multiLevelType w:val="hybridMultilevel"/>
+    <w:tmpl w:val="960E0E7C"/>
+    <w:lvl w:ilvl="0" w:tplc="04090001">
+      <w:start w:val="1"/>
+      <w:numFmt w:val="bullet"/>
+      <w:lvlText w:val=""/>
+      <w:lvlJc w:val="left"/>
+      <w:pPr>
+        <w:ind w:left="720" w:hanging="360"/>
+      </w:pPr>
+      <w:rPr>
+        <w:rFonts w:ascii="Symbol" w:hAnsi="Symbol" w:hint="default"/>
+      </w:rPr>
+    </w:lvl>
+    <w:lvl w:ilvl="1" w:tplc="04090003" w:tentative="1">
+      <w:start w:val="1"/>
+      <w:numFmt w:val="bullet"/>
+      <w:lvlText w:val="o"/>
+      <w:lvlJc w:val="left"/>
+      <w:pPr>
+        <w:ind w:left="1440" w:hanging="360"/>
+      </w:pPr>
+      <w:rPr>
+        <w:rFonts w:ascii="Courier New" w:hAnsi="Courier New" w:cs="Courier New" w:hint="default"/>
+      </w:rPr>
+    </w:lvl>
+    <w:lvl w:ilvl="2" w:tplc="04090005" w:tentative="1">
+      <w:start w:val="1"/>
+      <w:numFmt w:val="bullet"/>
+      <w:lvlText w:val=""/>
+      <w:lvlJc w:val="left"/>
+      <w:pPr>
+        <w:ind w:left="2160" w:hanging="360"/>
+      </w:pPr>
+      <w:rPr>
+        <w:rFonts w:ascii="Wingdings" w:hAnsi="Wingdings" w:hint="default"/>
+      </w:rPr>
+    </w:lvl>
+    <w:lvl w:ilvl="3" w:tplc="04090001" w:tentative="1">
+      <w:start w:val="1"/>
+      <w:numFmt w:val="bullet"/>
+      <w:lvlText w:val=""/>
+      <w:lvlJc w:val="left"/>
+      <w:pPr>
+        <w:ind w:left="2880" w:hanging="360"/>
+      </w:pPr>
+      <w:rPr>
+        <w:rFonts w:ascii="Symbol" w:hAnsi="Symbol" w:hint="default"/>
+      </w:rPr>
+    </w:lvl>
+    <w:lvl w:ilvl="4" w:tplc="04090003" w:tentative="1">
+      <w:start w:val="1"/>
+      <w:numFmt w:val="bullet"/>
+      <w:lvlText w:val="o"/>
+      <w:lvlJc w:val="left"/>
+      <w:pPr>
+        <w:ind w:left="3600" w:hanging="360"/>
+      </w:pPr>
+      <w:rPr>
+        <w:rFonts w:ascii="Courier New" w:hAnsi="Courier New" w:cs="Courier New" w:hint="default"/>
+      </w:rPr>
+    </w:lvl>
+    <w:lvl w:ilvl="5" w:tplc="04090005" w:tentative="1">
+      <w:start w:val="1"/>
+      <w:numFmt w:val="bullet"/>
+      <w:lvlText w:val=""/>
+      <w:lvlJc w:val="left"/>
+      <w:pPr>
+        <w:ind w:left="4320" w:hanging="360"/>
+      </w:pPr>
+      <w:rPr>
+        <w:rFonts w:ascii="Wingdings" w:hAnsi="Wingdings" w:hint="default"/>
+      </w:rPr>
+    </w:lvl>
+    <w:lvl w:ilvl="6" w:tplc="04090001" w:tentative="1">
+      <w:start w:val="1"/>
+      <w:numFmt w:val="bullet"/>
+      <w:lvlText w:val=""/>
+      <w:lvlJc w:val="left"/>
+      <w:pPr>
+        <w:ind w:left="5040" w:hanging="360"/>
+      </w:pPr>
+      <w:rPr>
+        <w:rFonts w:ascii="Symbol" w:hAnsi="Symbol" w:hint="default"/>
+      </w:rPr>
+    </w:lvl>
+    <w:lvl w:ilvl="7" w:tplc="04090003" w:tentative="1">
+      <w:start w:val="1"/>
+      <w:numFmt w:val="bullet"/>
+      <w:lvlText w:val="o"/>
+      <w:lvlJc w:val="left"/>
+      <w:pPr>
+        <w:ind w:left="5760" w:hanging="360"/>
+      </w:pPr>
+      <w:rPr>
+        <w:rFonts w:ascii="Courier New" w:hAnsi="Courier New" w:cs="Courier New" w:hint="default"/>
+      </w:rPr>
+    </w:lvl>
+    <w:lvl w:ilvl="8" w:tplc="04090005" w:tentative="1">
+      <w:start w:val="1"/>
+      <w:numFmt w:val="bullet"/>
+      <w:lvlText w:val=""/>
+      <w:lvlJc w:val="left"/>
+      <w:pPr>
+        <w:ind w:left="6480" w:hanging="360"/>
+      </w:pPr>
+      <w:rPr>
+        <w:rFonts w:ascii="Wingdings" w:hAnsi="Wingdings" w:hint="default"/>
+      </w:rPr>
+    </w:lvl>
+  </w:abstractNum>
+  <w:abstractNum w:abstractNumId="2" w15:restartNumberingAfterBreak="0">
     <w:nsid w:val="24823969"/>
     <w:multiLevelType w:val="multilevel"/>
     <w:tmpl w:val="30B04B74"/>
@@ -3136,7 +3150,7 @@
       </w:pPr>
     </w:lvl>
   </w:abstractNum>
-  <w:abstractNum w:abstractNumId="2" w15:restartNumberingAfterBreak="0">
+  <w:abstractNum w:abstractNumId="3" w15:restartNumberingAfterBreak="0">
     <w:nsid w:val="31A828FB"/>
     <w:multiLevelType w:val="multilevel"/>
     <w:tmpl w:val="C9925F20"/>
@@ -3249,7 +3263,120 @@
       </w:rPr>
     </w:lvl>
   </w:abstractNum>
-  <w:abstractNum w:abstractNumId="3" w15:restartNumberingAfterBreak="0">
+  <w:abstractNum w:abstractNumId="4" w15:restartNumberingAfterBreak="0">
+    <w:nsid w:val="38E1531D"/>
+    <w:multiLevelType w:val="hybridMultilevel"/>
+    <w:tmpl w:val="8DEC0992"/>
+    <w:lvl w:ilvl="0" w:tplc="04090001">
+      <w:start w:val="1"/>
+      <w:numFmt w:val="bullet"/>
+      <w:lvlText w:val=""/>
+      <w:lvlJc w:val="left"/>
+      <w:pPr>
+        <w:ind w:left="720" w:hanging="360"/>
+      </w:pPr>
+      <w:rPr>
+        <w:rFonts w:ascii="Symbol" w:hAnsi="Symbol" w:hint="default"/>
+      </w:rPr>
+    </w:lvl>
+    <w:lvl w:ilvl="1" w:tplc="04090003" w:tentative="1">
+      <w:start w:val="1"/>
+      <w:numFmt w:val="bullet"/>
+      <w:lvlText w:val="o"/>
+      <w:lvlJc w:val="left"/>
+      <w:pPr>
+        <w:ind w:left="1440" w:hanging="360"/>
+      </w:pPr>
+      <w:rPr>
+        <w:rFonts w:ascii="Courier New" w:hAnsi="Courier New" w:cs="Courier New" w:hint="default"/>
+      </w:rPr>
+    </w:lvl>
+    <w:lvl w:ilvl="2" w:tplc="04090005" w:tentative="1">
+      <w:start w:val="1"/>
+      <w:numFmt w:val="bullet"/>
+      <w:lvlText w:val=""/>
+      <w:lvlJc w:val="left"/>
+      <w:pPr>
+        <w:ind w:left="2160" w:hanging="360"/>
+      </w:pPr>
+      <w:rPr>
+        <w:rFonts w:ascii="Wingdings" w:hAnsi="Wingdings" w:hint="default"/>
+      </w:rPr>
+    </w:lvl>
+    <w:lvl w:ilvl="3" w:tplc="04090001" w:tentative="1">
+      <w:start w:val="1"/>
+      <w:numFmt w:val="bullet"/>
+      <w:lvlText w:val=""/>
+      <w:lvlJc w:val="left"/>
+      <w:pPr>
+        <w:ind w:left="2880" w:hanging="360"/>
+      </w:pPr>
+      <w:rPr>
+        <w:rFonts w:ascii="Symbol" w:hAnsi="Symbol" w:hint="default"/>
+      </w:rPr>
+    </w:lvl>
+    <w:lvl w:ilvl="4" w:tplc="04090003" w:tentative="1">
+      <w:start w:val="1"/>
+      <w:numFmt w:val="bullet"/>
+      <w:lvlText w:val="o"/>
+      <w:lvlJc w:val="left"/>
+      <w:pPr>
+        <w:ind w:left="3600" w:hanging="360"/>
+      </w:pPr>
+      <w:rPr>
+        <w:rFonts w:ascii="Courier New" w:hAnsi="Courier New" w:cs="Courier New" w:hint="default"/>
+      </w:rPr>
+    </w:lvl>
+    <w:lvl w:ilvl="5" w:tplc="04090005" w:tentative="1">
+      <w:start w:val="1"/>
+      <w:numFmt w:val="bullet"/>
+      <w:lvlText w:val=""/>
+      <w:lvlJc w:val="left"/>
+      <w:pPr>
+        <w:ind w:left="4320" w:hanging="360"/>
+      </w:pPr>
+      <w:rPr>
+        <w:rFonts w:ascii="Wingdings" w:hAnsi="Wingdings" w:hint="default"/>
+      </w:rPr>
+    </w:lvl>
+    <w:lvl w:ilvl="6" w:tplc="04090001" w:tentative="1">
+      <w:start w:val="1"/>
+      <w:numFmt w:val="bullet"/>
+      <w:lvlText w:val=""/>
+      <w:lvlJc w:val="left"/>
+      <w:pPr>
+        <w:ind w:left="5040" w:hanging="360"/>
+      </w:pPr>
+      <w:rPr>
+        <w:rFonts w:ascii="Symbol" w:hAnsi="Symbol" w:hint="default"/>
+      </w:rPr>
+    </w:lvl>
+    <w:lvl w:ilvl="7" w:tplc="04090003" w:tentative="1">
+      <w:start w:val="1"/>
+      <w:numFmt w:val="bullet"/>
+      <w:lvlText w:val="o"/>
+      <w:lvlJc w:val="left"/>
+      <w:pPr>
+        <w:ind w:left="5760" w:hanging="360"/>
+      </w:pPr>
+      <w:rPr>
+        <w:rFonts w:ascii="Courier New" w:hAnsi="Courier New" w:cs="Courier New" w:hint="default"/>
+      </w:rPr>
+    </w:lvl>
+    <w:lvl w:ilvl="8" w:tplc="04090005" w:tentative="1">
+      <w:start w:val="1"/>
+      <w:numFmt w:val="bullet"/>
+      <w:lvlText w:val=""/>
+      <w:lvlJc w:val="left"/>
+      <w:pPr>
+        <w:ind w:left="6480" w:hanging="360"/>
+      </w:pPr>
+      <w:rPr>
+        <w:rFonts w:ascii="Wingdings" w:hAnsi="Wingdings" w:hint="default"/>
+      </w:rPr>
+    </w:lvl>
+  </w:abstractNum>
+  <w:abstractNum w:abstractNumId="5" w15:restartNumberingAfterBreak="0">
     <w:nsid w:val="443A1565"/>
     <w:multiLevelType w:val="multilevel"/>
     <w:tmpl w:val="006212C4"/>
@@ -3362,7 +3489,233 @@
       </w:rPr>
     </w:lvl>
   </w:abstractNum>
-  <w:abstractNum w:abstractNumId="4" w15:restartNumberingAfterBreak="0">
+  <w:abstractNum w:abstractNumId="6" w15:restartNumberingAfterBreak="0">
+    <w:nsid w:val="6AE40DA9"/>
+    <w:multiLevelType w:val="hybridMultilevel"/>
+    <w:tmpl w:val="79BC8E8E"/>
+    <w:lvl w:ilvl="0" w:tplc="04090001">
+      <w:start w:val="1"/>
+      <w:numFmt w:val="bullet"/>
+      <w:lvlText w:val=""/>
+      <w:lvlJc w:val="left"/>
+      <w:pPr>
+        <w:ind w:left="720" w:hanging="360"/>
+      </w:pPr>
+      <w:rPr>
+        <w:rFonts w:ascii="Symbol" w:hAnsi="Symbol" w:hint="default"/>
+      </w:rPr>
+    </w:lvl>
+    <w:lvl w:ilvl="1" w:tplc="04090003" w:tentative="1">
+      <w:start w:val="1"/>
+      <w:numFmt w:val="bullet"/>
+      <w:lvlText w:val="o"/>
+      <w:lvlJc w:val="left"/>
+      <w:pPr>
+        <w:ind w:left="1440" w:hanging="360"/>
+      </w:pPr>
+      <w:rPr>
+        <w:rFonts w:ascii="Courier New" w:hAnsi="Courier New" w:cs="Courier New" w:hint="default"/>
+      </w:rPr>
+    </w:lvl>
+    <w:lvl w:ilvl="2" w:tplc="04090005" w:tentative="1">
+      <w:start w:val="1"/>
+      <w:numFmt w:val="bullet"/>
+      <w:lvlText w:val=""/>
+      <w:lvlJc w:val="left"/>
+      <w:pPr>
+        <w:ind w:left="2160" w:hanging="360"/>
+      </w:pPr>
+      <w:rPr>
+        <w:rFonts w:ascii="Wingdings" w:hAnsi="Wingdings" w:hint="default"/>
+      </w:rPr>
+    </w:lvl>
+    <w:lvl w:ilvl="3" w:tplc="04090001" w:tentative="1">
+      <w:start w:val="1"/>
+      <w:numFmt w:val="bullet"/>
+      <w:lvlText w:val=""/>
+      <w:lvlJc w:val="left"/>
+      <w:pPr>
+        <w:ind w:left="2880" w:hanging="360"/>
+      </w:pPr>
+      <w:rPr>
+        <w:rFonts w:ascii="Symbol" w:hAnsi="Symbol" w:hint="default"/>
+      </w:rPr>
+    </w:lvl>
+    <w:lvl w:ilvl="4" w:tplc="04090003" w:tentative="1">
+      <w:start w:val="1"/>
+      <w:numFmt w:val="bullet"/>
+      <w:lvlText w:val="o"/>
+      <w:lvlJc w:val="left"/>
+      <w:pPr>
+        <w:ind w:left="3600" w:hanging="360"/>
+      </w:pPr>
+      <w:rPr>
+        <w:rFonts w:ascii="Courier New" w:hAnsi="Courier New" w:cs="Courier New" w:hint="default"/>
+      </w:rPr>
+    </w:lvl>
+    <w:lvl w:ilvl="5" w:tplc="04090005" w:tentative="1">
+      <w:start w:val="1"/>
+      <w:numFmt w:val="bullet"/>
+      <w:lvlText w:val=""/>
+      <w:lvlJc w:val="left"/>
+      <w:pPr>
+        <w:ind w:left="4320" w:hanging="360"/>
+      </w:pPr>
+      <w:rPr>
+        <w:rFonts w:ascii="Wingdings" w:hAnsi="Wingdings" w:hint="default"/>
+      </w:rPr>
+    </w:lvl>
+    <w:lvl w:ilvl="6" w:tplc="04090001" w:tentative="1">
+      <w:start w:val="1"/>
+      <w:numFmt w:val="bullet"/>
+      <w:lvlText w:val=""/>
+      <w:lvlJc w:val="left"/>
+      <w:pPr>
+        <w:ind w:left="5040" w:hanging="360"/>
+      </w:pPr>
+      <w:rPr>
+        <w:rFonts w:ascii="Symbol" w:hAnsi="Symbol" w:hint="default"/>
+      </w:rPr>
+    </w:lvl>
+    <w:lvl w:ilvl="7" w:tplc="04090003" w:tentative="1">
+      <w:start w:val="1"/>
+      <w:numFmt w:val="bullet"/>
+      <w:lvlText w:val="o"/>
+      <w:lvlJc w:val="left"/>
+      <w:pPr>
+        <w:ind w:left="5760" w:hanging="360"/>
+      </w:pPr>
+      <w:rPr>
+        <w:rFonts w:ascii="Courier New" w:hAnsi="Courier New" w:cs="Courier New" w:hint="default"/>
+      </w:rPr>
+    </w:lvl>
+    <w:lvl w:ilvl="8" w:tplc="04090005" w:tentative="1">
+      <w:start w:val="1"/>
+      <w:numFmt w:val="bullet"/>
+      <w:lvlText w:val=""/>
+      <w:lvlJc w:val="left"/>
+      <w:pPr>
+        <w:ind w:left="6480" w:hanging="360"/>
+      </w:pPr>
+      <w:rPr>
+        <w:rFonts w:ascii="Wingdings" w:hAnsi="Wingdings" w:hint="default"/>
+      </w:rPr>
+    </w:lvl>
+  </w:abstractNum>
+  <w:abstractNum w:abstractNumId="7" w15:restartNumberingAfterBreak="0">
+    <w:nsid w:val="6C3C0FA2"/>
+    <w:multiLevelType w:val="hybridMultilevel"/>
+    <w:tmpl w:val="C2582796"/>
+    <w:lvl w:ilvl="0" w:tplc="04090001">
+      <w:start w:val="1"/>
+      <w:numFmt w:val="bullet"/>
+      <w:lvlText w:val=""/>
+      <w:lvlJc w:val="left"/>
+      <w:pPr>
+        <w:ind w:left="720" w:hanging="360"/>
+      </w:pPr>
+      <w:rPr>
+        <w:rFonts w:ascii="Symbol" w:hAnsi="Symbol" w:hint="default"/>
+      </w:rPr>
+    </w:lvl>
+    <w:lvl w:ilvl="1" w:tplc="04090003" w:tentative="1">
+      <w:start w:val="1"/>
+      <w:numFmt w:val="bullet"/>
+      <w:lvlText w:val="o"/>
+      <w:lvlJc w:val="left"/>
+      <w:pPr>
+        <w:ind w:left="1440" w:hanging="360"/>
+      </w:pPr>
+      <w:rPr>
+        <w:rFonts w:ascii="Courier New" w:hAnsi="Courier New" w:cs="Courier New" w:hint="default"/>
+      </w:rPr>
+    </w:lvl>
+    <w:lvl w:ilvl="2" w:tplc="04090005" w:tentative="1">
+      <w:start w:val="1"/>
+      <w:numFmt w:val="bullet"/>
+      <w:lvlText w:val=""/>
+      <w:lvlJc w:val="left"/>
+      <w:pPr>
+        <w:ind w:left="2160" w:hanging="360"/>
+      </w:pPr>
+      <w:rPr>
+        <w:rFonts w:ascii="Wingdings" w:hAnsi="Wingdings" w:hint="default"/>
+      </w:rPr>
+    </w:lvl>
+    <w:lvl w:ilvl="3" w:tplc="04090001" w:tentative="1">
+      <w:start w:val="1"/>
+      <w:numFmt w:val="bullet"/>
+      <w:lvlText w:val=""/>
+      <w:lvlJc w:val="left"/>
+      <w:pPr>
+        <w:ind w:left="2880" w:hanging="360"/>
+      </w:pPr>
+      <w:rPr>
+        <w:rFonts w:ascii="Symbol" w:hAnsi="Symbol" w:hint="default"/>
+      </w:rPr>
+    </w:lvl>
+    <w:lvl w:ilvl="4" w:tplc="04090003" w:tentative="1">
+      <w:start w:val="1"/>
+      <w:numFmt w:val="bullet"/>
+      <w:lvlText w:val="o"/>
+      <w:lvlJc w:val="left"/>
+      <w:pPr>
+        <w:ind w:left="3600" w:hanging="360"/>
+      </w:pPr>
+      <w:rPr>
+        <w:rFonts w:ascii="Courier New" w:hAnsi="Courier New" w:cs="Courier New" w:hint="default"/>
+      </w:rPr>
+    </w:lvl>
+    <w:lvl w:ilvl="5" w:tplc="04090005" w:tentative="1">
+      <w:start w:val="1"/>
+      <w:numFmt w:val="bullet"/>
+      <w:lvlText w:val=""/>
+      <w:lvlJc w:val="left"/>
+      <w:pPr>
+        <w:ind w:left="4320" w:hanging="360"/>
+      </w:pPr>
+      <w:rPr>
+        <w:rFonts w:ascii="Wingdings" w:hAnsi="Wingdings" w:hint="default"/>
+      </w:rPr>
+    </w:lvl>
+    <w:lvl w:ilvl="6" w:tplc="04090001" w:tentative="1">
+      <w:start w:val="1"/>
+      <w:numFmt w:val="bullet"/>
+      <w:lvlText w:val=""/>
+      <w:lvlJc w:val="left"/>
+      <w:pPr>
+        <w:ind w:left="5040" w:hanging="360"/>
+      </w:pPr>
+      <w:rPr>
+        <w:rFonts w:ascii="Symbol" w:hAnsi="Symbol" w:hint="default"/>
+      </w:rPr>
+    </w:lvl>
+    <w:lvl w:ilvl="7" w:tplc="04090003" w:tentative="1">
+      <w:start w:val="1"/>
+      <w:numFmt w:val="bullet"/>
+      <w:lvlText w:val="o"/>
+      <w:lvlJc w:val="left"/>
+      <w:pPr>
+        <w:ind w:left="5760" w:hanging="360"/>
+      </w:pPr>
+      <w:rPr>
+        <w:rFonts w:ascii="Courier New" w:hAnsi="Courier New" w:cs="Courier New" w:hint="default"/>
+      </w:rPr>
+    </w:lvl>
+    <w:lvl w:ilvl="8" w:tplc="04090005" w:tentative="1">
+      <w:start w:val="1"/>
+      <w:numFmt w:val="bullet"/>
+      <w:lvlText w:val=""/>
+      <w:lvlJc w:val="left"/>
+      <w:pPr>
+        <w:ind w:left="6480" w:hanging="360"/>
+      </w:pPr>
+      <w:rPr>
+        <w:rFonts w:ascii="Wingdings" w:hAnsi="Wingdings" w:hint="default"/>
+      </w:rPr>
+    </w:lvl>
+  </w:abstractNum>
+  <w:abstractNum w:abstractNumId="8" w15:restartNumberingAfterBreak="0">
     <w:nsid w:val="70571376"/>
     <w:multiLevelType w:val="multilevel"/>
     <w:tmpl w:val="A066F79A"/>
@@ -3472,6 +3825,119 @@
       </w:pPr>
       <w:rPr>
         <w:rFonts w:ascii="Noto Sans Symbols" w:eastAsia="Noto Sans Symbols" w:hAnsi="Noto Sans Symbols" w:cs="Noto Sans Symbols"/>
+      </w:rPr>
+    </w:lvl>
+  </w:abstractNum>
+  <w:abstractNum w:abstractNumId="9" w15:restartNumberingAfterBreak="0">
+    <w:nsid w:val="745B0D37"/>
+    <w:multiLevelType w:val="hybridMultilevel"/>
+    <w:tmpl w:val="4B3EE5D6"/>
+    <w:lvl w:ilvl="0" w:tplc="04090001">
+      <w:start w:val="1"/>
+      <w:numFmt w:val="bullet"/>
+      <w:lvlText w:val=""/>
+      <w:lvlJc w:val="left"/>
+      <w:pPr>
+        <w:ind w:left="720" w:hanging="360"/>
+      </w:pPr>
+      <w:rPr>
+        <w:rFonts w:ascii="Symbol" w:hAnsi="Symbol" w:hint="default"/>
+      </w:rPr>
+    </w:lvl>
+    <w:lvl w:ilvl="1" w:tplc="04090003" w:tentative="1">
+      <w:start w:val="1"/>
+      <w:numFmt w:val="bullet"/>
+      <w:lvlText w:val="o"/>
+      <w:lvlJc w:val="left"/>
+      <w:pPr>
+        <w:ind w:left="1440" w:hanging="360"/>
+      </w:pPr>
+      <w:rPr>
+        <w:rFonts w:ascii="Courier New" w:hAnsi="Courier New" w:cs="Courier New" w:hint="default"/>
+      </w:rPr>
+    </w:lvl>
+    <w:lvl w:ilvl="2" w:tplc="04090005" w:tentative="1">
+      <w:start w:val="1"/>
+      <w:numFmt w:val="bullet"/>
+      <w:lvlText w:val=""/>
+      <w:lvlJc w:val="left"/>
+      <w:pPr>
+        <w:ind w:left="2160" w:hanging="360"/>
+      </w:pPr>
+      <w:rPr>
+        <w:rFonts w:ascii="Wingdings" w:hAnsi="Wingdings" w:hint="default"/>
+      </w:rPr>
+    </w:lvl>
+    <w:lvl w:ilvl="3" w:tplc="04090001" w:tentative="1">
+      <w:start w:val="1"/>
+      <w:numFmt w:val="bullet"/>
+      <w:lvlText w:val=""/>
+      <w:lvlJc w:val="left"/>
+      <w:pPr>
+        <w:ind w:left="2880" w:hanging="360"/>
+      </w:pPr>
+      <w:rPr>
+        <w:rFonts w:ascii="Symbol" w:hAnsi="Symbol" w:hint="default"/>
+      </w:rPr>
+    </w:lvl>
+    <w:lvl w:ilvl="4" w:tplc="04090003" w:tentative="1">
+      <w:start w:val="1"/>
+      <w:numFmt w:val="bullet"/>
+      <w:lvlText w:val="o"/>
+      <w:lvlJc w:val="left"/>
+      <w:pPr>
+        <w:ind w:left="3600" w:hanging="360"/>
+      </w:pPr>
+      <w:rPr>
+        <w:rFonts w:ascii="Courier New" w:hAnsi="Courier New" w:cs="Courier New" w:hint="default"/>
+      </w:rPr>
+    </w:lvl>
+    <w:lvl w:ilvl="5" w:tplc="04090005" w:tentative="1">
+      <w:start w:val="1"/>
+      <w:numFmt w:val="bullet"/>
+      <w:lvlText w:val=""/>
+      <w:lvlJc w:val="left"/>
+      <w:pPr>
+        <w:ind w:left="4320" w:hanging="360"/>
+      </w:pPr>
+      <w:rPr>
+        <w:rFonts w:ascii="Wingdings" w:hAnsi="Wingdings" w:hint="default"/>
+      </w:rPr>
+    </w:lvl>
+    <w:lvl w:ilvl="6" w:tplc="04090001" w:tentative="1">
+      <w:start w:val="1"/>
+      <w:numFmt w:val="bullet"/>
+      <w:lvlText w:val=""/>
+      <w:lvlJc w:val="left"/>
+      <w:pPr>
+        <w:ind w:left="5040" w:hanging="360"/>
+      </w:pPr>
+      <w:rPr>
+        <w:rFonts w:ascii="Symbol" w:hAnsi="Symbol" w:hint="default"/>
+      </w:rPr>
+    </w:lvl>
+    <w:lvl w:ilvl="7" w:tplc="04090003" w:tentative="1">
+      <w:start w:val="1"/>
+      <w:numFmt w:val="bullet"/>
+      <w:lvlText w:val="o"/>
+      <w:lvlJc w:val="left"/>
+      <w:pPr>
+        <w:ind w:left="5760" w:hanging="360"/>
+      </w:pPr>
+      <w:rPr>
+        <w:rFonts w:ascii="Courier New" w:hAnsi="Courier New" w:cs="Courier New" w:hint="default"/>
+      </w:rPr>
+    </w:lvl>
+    <w:lvl w:ilvl="8" w:tplc="04090005" w:tentative="1">
+      <w:start w:val="1"/>
+      <w:numFmt w:val="bullet"/>
+      <w:lvlText w:val=""/>
+      <w:lvlJc w:val="left"/>
+      <w:pPr>
+        <w:ind w:left="6480" w:hanging="360"/>
+      </w:pPr>
+      <w:rPr>
+        <w:rFonts w:ascii="Wingdings" w:hAnsi="Wingdings" w:hint="default"/>
       </w:rPr>
     </w:lvl>
   </w:abstractNum>
@@ -3479,16 +3945,31 @@
     <w:abstractNumId w:val="0"/>
   </w:num>
   <w:num w:numId="2" w16cid:durableId="1195266178">
-    <w:abstractNumId w:val="4"/>
+    <w:abstractNumId w:val="8"/>
   </w:num>
   <w:num w:numId="3" w16cid:durableId="773549466">
+    <w:abstractNumId w:val="2"/>
+  </w:num>
+  <w:num w:numId="4" w16cid:durableId="1480227066">
+    <w:abstractNumId w:val="5"/>
+  </w:num>
+  <w:num w:numId="5" w16cid:durableId="634529364">
+    <w:abstractNumId w:val="3"/>
+  </w:num>
+  <w:num w:numId="6" w16cid:durableId="1728794421">
+    <w:abstractNumId w:val="7"/>
+  </w:num>
+  <w:num w:numId="7" w16cid:durableId="1562591752">
+    <w:abstractNumId w:val="9"/>
+  </w:num>
+  <w:num w:numId="8" w16cid:durableId="1310791747">
+    <w:abstractNumId w:val="6"/>
+  </w:num>
+  <w:num w:numId="9" w16cid:durableId="1630356701">
     <w:abstractNumId w:val="1"/>
   </w:num>
-  <w:num w:numId="4" w16cid:durableId="1480227066">
-    <w:abstractNumId w:val="3"/>
-  </w:num>
-  <w:num w:numId="5" w16cid:durableId="634529364">
-    <w:abstractNumId w:val="2"/>
+  <w:num w:numId="10" w16cid:durableId="1014184844">
+    <w:abstractNumId w:val="4"/>
   </w:num>
 </w:numbering>
 </file>
@@ -4086,6 +4567,17 @@
       <w:shd w:val="clear" w:color="auto" w:fill="E1DFDD"/>
     </w:rPr>
   </w:style>
+  <w:style w:type="paragraph" w:styleId="ListParagraph">
+    <w:name w:val="List Paragraph"/>
+    <w:basedOn w:val="Normal"/>
+    <w:uiPriority w:val="34"/>
+    <w:qFormat/>
+    <w:rsid w:val="005A554C"/>
+    <w:pPr>
+      <w:ind w:left="720"/>
+      <w:contextualSpacing/>
+    </w:pPr>
+  </w:style>
 </w:styles>
 </file>
 
